--- a/Docs/肉鸽/肉鸽表格术语解释.docx
+++ b/Docs/肉鸽/肉鸽表格术语解释.docx
@@ -23,6 +23,7 @@
           <w:rFonts w:hint="eastAsia"/>
         </w:rPr>
       </w:pPr>
+      <w:proofErr w:type="spellStart"/>
       <w:r>
         <w:t>Encounter</w:t>
       </w:r>
@@ -32,6 +33,7 @@
         </w:rPr>
         <w:t>Config</w:t>
       </w:r>
+      <w:proofErr w:type="spellEnd"/>
     </w:p>
     <w:p>
       <w:pPr>
@@ -48,6 +50,7 @@
           <w:rFonts w:hint="eastAsia"/>
         </w:rPr>
       </w:pPr>
+      <w:proofErr w:type="spellStart"/>
       <w:r>
         <w:t>Encounter</w:t>
       </w:r>
@@ -57,11 +60,16 @@
         </w:rPr>
         <w:t>Main</w:t>
       </w:r>
+      <w:proofErr w:type="spellEnd"/>
     </w:p>
     <w:p>
       <w:pPr>
         <w:ind w:left="420"/>
-      </w:pPr>
+        <w:rPr>
+          <w:rFonts w:hint="eastAsia"/>
+        </w:rPr>
+      </w:pPr>
+      <w:proofErr w:type="spellStart"/>
       <w:r>
         <w:t>Encounter</w:t>
       </w:r>
@@ -69,7 +77,14 @@
         <w:rPr>
           <w:rFonts w:hint="eastAsia"/>
         </w:rPr>
-        <w:t>ID：由</w:t>
+        <w:t>ID</w:t>
+      </w:r>
+      <w:proofErr w:type="spellEnd"/>
+      <w:r>
+        <w:rPr>
+          <w:rFonts w:hint="eastAsia"/>
+        </w:rPr>
+        <w:t>：由</w:t>
       </w:r>
       <w:r>
         <w:rPr>
@@ -90,12 +105,48 @@
         <w:t>，第二位代表事件种类，分别对应战斗，事件，精英，boss，后两位代表编号。</w:t>
       </w:r>
     </w:p>
-    <w:p/>
-    <w:p/>
-    <w:p/>
-    <w:p/>
-    <w:p/>
-    <w:p/>
+    <w:p>
+      <w:pPr>
+        <w:rPr>
+          <w:rFonts w:hint="eastAsia"/>
+        </w:rPr>
+      </w:pPr>
+    </w:p>
+    <w:p>
+      <w:pPr>
+        <w:rPr>
+          <w:rFonts w:hint="eastAsia"/>
+        </w:rPr>
+      </w:pPr>
+    </w:p>
+    <w:p>
+      <w:pPr>
+        <w:rPr>
+          <w:rFonts w:hint="eastAsia"/>
+        </w:rPr>
+      </w:pPr>
+    </w:p>
+    <w:p>
+      <w:pPr>
+        <w:rPr>
+          <w:rFonts w:hint="eastAsia"/>
+        </w:rPr>
+      </w:pPr>
+    </w:p>
+    <w:p>
+      <w:pPr>
+        <w:rPr>
+          <w:rFonts w:hint="eastAsia"/>
+        </w:rPr>
+      </w:pPr>
+    </w:p>
+    <w:p>
+      <w:pPr>
+        <w:rPr>
+          <w:rFonts w:hint="eastAsia"/>
+        </w:rPr>
+      </w:pPr>
+    </w:p>
     <w:p>
       <w:pPr>
         <w:pStyle w:val="1"/>
@@ -103,26 +154,44 @@
           <w:rFonts w:hint="eastAsia"/>
         </w:rPr>
       </w:pPr>
+      <w:proofErr w:type="spellStart"/>
       <w:r>
         <w:rPr>
           <w:rFonts w:hint="eastAsia"/>
         </w:rPr>
         <w:t>StageRule</w:t>
       </w:r>
-    </w:p>
-    <w:p/>
+      <w:proofErr w:type="spellEnd"/>
+    </w:p>
+    <w:p>
+      <w:pPr>
+        <w:rPr>
+          <w:rFonts w:hint="eastAsia"/>
+        </w:rPr>
+      </w:pPr>
+    </w:p>
     <w:p>
       <w:pPr>
         <w:pStyle w:val="2"/>
-      </w:pPr>
+        <w:rPr>
+          <w:rFonts w:hint="eastAsia"/>
+        </w:rPr>
+      </w:pPr>
+      <w:proofErr w:type="spellStart"/>
       <w:r>
         <w:rPr>
           <w:rFonts w:hint="eastAsia"/>
         </w:rPr>
         <w:t>RouteUI</w:t>
       </w:r>
-    </w:p>
-    <w:p>
+      <w:proofErr w:type="spellEnd"/>
+    </w:p>
+    <w:p>
+      <w:pPr>
+        <w:rPr>
+          <w:rFonts w:hint="eastAsia"/>
+        </w:rPr>
+      </w:pPr>
       <w:r>
         <w:tab/>
       </w:r>
@@ -134,12 +203,19 @@
       </w:r>
     </w:p>
     <w:p>
+      <w:pPr>
+        <w:rPr>
+          <w:rFonts w:hint="eastAsia"/>
+        </w:rPr>
+      </w:pPr>
       <w:r>
         <w:tab/>
       </w:r>
+      <w:proofErr w:type="spellStart"/>
       <w:r>
         <w:t>RandomizeRadius</w:t>
       </w:r>
+      <w:proofErr w:type="spellEnd"/>
       <w:r>
         <w:rPr>
           <w:rFonts w:hint="eastAsia"/>
@@ -148,12 +224,19 @@
       </w:r>
     </w:p>
     <w:p>
+      <w:pPr>
+        <w:rPr>
+          <w:rFonts w:hint="eastAsia"/>
+        </w:rPr>
+      </w:pPr>
       <w:r>
         <w:tab/>
       </w:r>
+      <w:proofErr w:type="spellStart"/>
       <w:r>
         <w:t>NoCloserThan</w:t>
       </w:r>
+      <w:proofErr w:type="spellEnd"/>
       <w:r>
         <w:rPr>
           <w:rFonts w:hint="eastAsia"/>
@@ -162,12 +245,19 @@
       </w:r>
     </w:p>
     <w:p>
+      <w:pPr>
+        <w:rPr>
+          <w:rFonts w:hint="eastAsia"/>
+        </w:rPr>
+      </w:pPr>
       <w:r>
         <w:tab/>
       </w:r>
+      <w:proofErr w:type="spellStart"/>
       <w:r>
         <w:t>StageWidth</w:t>
       </w:r>
+      <w:proofErr w:type="spellEnd"/>
       <w:r>
         <w:rPr>
           <w:rFonts w:hint="eastAsia"/>
@@ -176,22 +266,69 @@
       </w:r>
     </w:p>
     <w:p>
-      <w:pPr>
-        <w:rPr>
-          <w:rFonts w:hint="eastAsia"/>
-        </w:rPr>
-      </w:pPr>
       <w:r>
         <w:tab/>
       </w:r>
+      <w:proofErr w:type="spellStart"/>
       <w:r>
         <w:t>MidlineHeight</w:t>
       </w:r>
+      <w:proofErr w:type="spellEnd"/>
       <w:r>
         <w:rPr>
           <w:rFonts w:hint="eastAsia"/>
         </w:rPr>
         <w:t>：中线的高度坐标，以屏幕最底部为0</w:t>
+      </w:r>
+    </w:p>
+    <w:p>
+      <w:r>
+        <w:tab/>
+      </w:r>
+      <w:r>
+        <w:t>AdditionalRoute+2</w:t>
+      </w:r>
+      <w:r>
+        <w:rPr>
+          <w:rFonts w:hint="eastAsia"/>
+        </w:rPr>
+        <w:t>：额外增加两条岔路的概率</w:t>
+      </w:r>
+    </w:p>
+    <w:p>
+      <w:pPr>
+        <w:ind w:firstLine="420"/>
+      </w:pPr>
+      <w:r>
+        <w:t>AdditionalRoute+1</w:t>
+      </w:r>
+      <w:r>
+        <w:rPr>
+          <w:rFonts w:hint="eastAsia"/>
+        </w:rPr>
+        <w:t>：额外增加一条岔路的概率</w:t>
+      </w:r>
+    </w:p>
+    <w:p>
+      <w:pPr>
+        <w:ind w:firstLine="420"/>
+        <w:rPr>
+          <w:rFonts w:hint="eastAsia"/>
+        </w:rPr>
+      </w:pPr>
+      <w:r>
+        <w:t>AdditionalRoute+1</w:t>
+      </w:r>
+      <w:proofErr w:type="gramStart"/>
+      <w:r>
+        <w:t>(when only 2)</w:t>
+      </w:r>
+      <w:proofErr w:type="gramEnd"/>
+      <w:r>
+        <w:rPr>
+          <w:rFonts w:hint="eastAsia"/>
+        </w:rPr>
+        <w:t>：在本层只有两个节点是额外增加一条岔路的概率</w:t>
       </w:r>
     </w:p>
     <w:p>
